--- a/job-application/Jaheziya/Moamen_Basyoni_CV_Jaheziya.docx
+++ b/job-application/Jaheziya/Moamen_Basyoni_CV_Jaheziya.docx
@@ -326,7 +326,7 @@
         <w:t xml:space="preserve">business-rule engine</w:t>
       </w:r>
       <w:r>
-        <w:t xml:space="preserve">, improving execution performance by 45% (measured with BenchmarkDotNet).</w:t>
+        <w:t xml:space="preserve">, improving execution performance by 60% (measured with BenchmarkDotNet).</w:t>
       </w:r>
     </w:p>
     <w:p>
